--- a/report/BRSET_to_mBRSET_Literature_Review.docx
+++ b/report/BRSET_to_mBRSET_Literature_Review.docx
@@ -516,7 +516,7 @@
                 <w:color w:val="000000"/>
                 <w:sz w:val="19"/>
               </w:rPr>
-              <w:t>Transferred as is</w:t>
+              <w:t>Transferred as is, no mBRSET labels</w:t>
             </w:r>
           </w:p>
         </w:tc>
@@ -606,7 +606,7 @@
                 <w:color w:val="000000"/>
                 <w:sz w:val="19"/>
               </w:rPr>
-              <w:t>Fine-tuned on labelled mBRSET</w:t>
+              <w:t>Best of six models trained with mBRSET labels</w:t>
             </w:r>
           </w:p>
         </w:tc>
@@ -628,7 +628,7 @@
                 <w:color w:val="000000"/>
                 <w:sz w:val="19"/>
               </w:rPr>
-              <w:t>0.8317</w:t>
+              <w:t>0.8355</w:t>
             </w:r>
           </w:p>
         </w:tc>
@@ -651,7 +651,22 @@
           <w:color w:val="000000"/>
           <w:sz w:val="21"/>
         </w:rPr>
-        <w:t>Sweeping every threshold from 0.005 to 0.995 shows the best any threshold can reach is 0.7927. Calibration, temperature scaling and label-shift correction only rescale scores, so each selects a point on that same curve and none can exceed it. That family is ruled out by measurement rather than by trial. Of the remaining gap, 18 percent is the decision threshold and 82 percent is the representation.</w:t>
+        <w:t>Sweeping every threshold from 0.005 to 0.995 shows the best any threshold can reach is 0.7927. Calibration, temperature scaling and label-shift correction only rescale scores, so each selects a point on that same curve and none can exceed it. That family is ruled out by measurement rather than by trial.</w:t>
+      </w:r>
+    </w:p>
+    <w:p>
+      <w:pPr>
+        <w:spacing w:after="100" w:before="0"/>
+      </w:pPr>
+      <w:r>
+        <w:rPr>
+          <w:rFonts w:ascii="Times New Roman" w:hAnsi="Times New Roman"/>
+          <w:b w:val="0"/>
+          <w:i w:val="0"/>
+          <w:color w:val="000000"/>
+          <w:sz w:val="21"/>
+        </w:rPr>
+        <w:t>I measured six target-trained models, from mBRSET-only training through joint training to BRSET pre-training with mBRSET fine-tuning, spanning F1 0.8146 to 0.8355. Across all six the decision threshold never accounts for more than 28 percent of the gap, so at least 72 percent is the representation regardless of which endpoint is taken as the target. Even the best of them still misses 27 of 159 diseased patients, so target labels alone do not solve this problem.</w:t>
       </w:r>
     </w:p>
     <w:p>
